--- a/backend/storage/templates/Ofic. Conta Plantilla DI 2025.docx
+++ b/backend/storage/templates/Ofic. Conta Plantilla DI 2025.docx
@@ -257,11 +257,41 @@
           <w:sz w:val="24"/>
           <w:szCs w:val="24"/>
         </w:rPr>
-        <w:t>Lambayeque. -</w:t>
+        <w:t>Lambayeque</w:t>
       </w:r>
     </w:p>
     <w:p>
       <w:pPr>
+        <w:rPr>
+          <w:rFonts w:cs="Times New Roman"/>
+          <w:b/>
+          <w:sz w:val="24"/>
+          <w:szCs w:val="24"/>
+        </w:rPr>
+      </w:pPr>
+      <w:r>
+        <w:rPr>
+          <w:rFonts w:cs="Times New Roman"/>
+          <w:b/>
+          <w:sz w:val="24"/>
+          <w:szCs w:val="24"/>
+        </w:rPr>
+        <w:t>Presente</w:t>
+      </w:r>
+      <w:bookmarkStart w:id="0" w:name="_GoBack"/>
+      <w:bookmarkEnd w:id="0"/>
+      <w:r>
+        <w:rPr>
+          <w:rFonts w:cs="Times New Roman"/>
+          <w:b/>
+          <w:sz w:val="24"/>
+          <w:szCs w:val="24"/>
+        </w:rPr>
+        <w:t>. -</w:t>
+      </w:r>
+    </w:p>
+    <w:p>
+      <w:pPr>
         <w:ind w:left="2835" w:hanging="851"/>
         <w:jc w:val="both"/>
         <w:rPr>
@@ -680,8 +710,6 @@
         </w:rPr>
         <w:t xml:space="preserve">N° </w:t>
       </w:r>
-      <w:bookmarkStart w:id="0" w:name="_GoBack"/>
-      <w:bookmarkEnd w:id="0"/>
       <w:r>
         <w:rPr>
           <w:rFonts w:cs="Times New Roman"/>
@@ -1640,7 +1668,7 @@
           <w:noProof/>
           <w:sz w:val="24"/>
           <w:szCs w:val="24"/>
-          <w:lang w:eastAsia="es-PE"/>
+          <w:lang w:val="es-ES" w:eastAsia="es-ES"/>
         </w:rPr>
         <mc:AlternateContent>
           <mc:Choice Requires="wps">
@@ -1689,7 +1717,7 @@
               </wp:anchor>
             </w:drawing>
           </mc:Choice>
-          <mc:Fallback xmlns:w16cid="http://schemas.microsoft.com/office/word/2016/wordml/cid" xmlns:am3d="http://schemas.microsoft.com/office/drawing/2017/model3d" xmlns:aink="http://schemas.microsoft.com/office/drawing/2016/ink" xmlns:cx8="http://schemas.microsoft.com/office/drawing/2016/5/14/chartex" xmlns:cx7="http://schemas.microsoft.com/office/drawing/2016/5/13/chartex" xmlns:cx6="http://schemas.microsoft.com/office/drawing/2016/5/12/chartex" xmlns:cx5="http://schemas.microsoft.com/office/drawing/2016/5/11/chartex" xmlns:cx4="http://schemas.microsoft.com/office/drawing/2016/5/10/chartex" xmlns:cx3="http://schemas.microsoft.com/office/drawing/2016/5/9/chartex" xmlns:cx2="http://schemas.microsoft.com/office/drawing/2015/10/21/chartex" xmlns:cx1="http://schemas.microsoft.com/office/drawing/2015/9/8/chartex">
+          <mc:Fallback xmlns:cx1="http://schemas.microsoft.com/office/drawing/2015/9/8/chartex" xmlns:cx2="http://schemas.microsoft.com/office/drawing/2015/10/21/chartex" xmlns:cx3="http://schemas.microsoft.com/office/drawing/2016/5/9/chartex" xmlns:cx4="http://schemas.microsoft.com/office/drawing/2016/5/10/chartex" xmlns:cx5="http://schemas.microsoft.com/office/drawing/2016/5/11/chartex" xmlns:cx6="http://schemas.microsoft.com/office/drawing/2016/5/12/chartex" xmlns:cx7="http://schemas.microsoft.com/office/drawing/2016/5/13/chartex" xmlns:cx8="http://schemas.microsoft.com/office/drawing/2016/5/14/chartex" xmlns:aink="http://schemas.microsoft.com/office/drawing/2016/ink" xmlns:am3d="http://schemas.microsoft.com/office/drawing/2017/model3d" xmlns:w16cid="http://schemas.microsoft.com/office/word/2016/wordml/cid">
             <w:pict>
               <v:line w14:anchorId="56B03F9C" id="Conector recto 1" o:spid="_x0000_s1026" style="position:absolute;z-index:251661312;visibility:visible;mso-wrap-style:square;mso-wrap-distance-left:9pt;mso-wrap-distance-top:0;mso-wrap-distance-right:9pt;mso-wrap-distance-bottom:0;mso-position-horizontal:absolute;mso-position-horizontal-relative:text;mso-position-vertical:absolute;mso-position-vertical-relative:text" from="135.85pt,10.8pt" to="315.3pt,11.35pt" o:gfxdata="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"/>
             </w:pict>
@@ -1834,7 +1862,7 @@
         <w:color w:val="000000"/>
         <w:sz w:val="28"/>
         <w:szCs w:val="24"/>
-        <w:lang w:val="es-PE" w:eastAsia="es-PE" w:bidi="ar-SA"/>
+        <w:lang w:bidi="ar-SA"/>
       </w:rPr>
       <mc:AlternateContent>
         <mc:Choice Requires="wps">
@@ -1962,7 +1990,7 @@
         <w:color w:val="000000"/>
         <w:sz w:val="28"/>
         <w:szCs w:val="24"/>
-        <w:lang w:val="es-PE" w:eastAsia="es-PE" w:bidi="ar-SA"/>
+        <w:lang w:bidi="ar-SA"/>
       </w:rPr>
       <w:drawing>
         <wp:anchor distT="0" distB="0" distL="114300" distR="114300" simplePos="0" relativeHeight="251659264" behindDoc="1" locked="0" layoutInCell="1" allowOverlap="1" wp14:anchorId="3ABF3C36" wp14:editId="52ECE9DB">
@@ -2047,7 +2075,7 @@
         <v:path o:extrusionok="f" gradientshapeok="t" o:connecttype="rect"/>
         <o:lock v:ext="edit" aspectratio="t"/>
       </v:shapetype>
-      <v:shape id="_x0000_i1029" type="#_x0000_t75" style="width:10.9pt;height:10.9pt" o:bullet="t">
+      <v:shape id="_x0000_i1029" type="#_x0000_t75" style="width:11.25pt;height:11.25pt" o:bullet="t">
         <v:imagedata r:id="rId1" o:title="msoBAD7"/>
       </v:shape>
     </w:pict>
@@ -9333,7 +9361,7 @@
 </file>
 
 <file path=customXml/itemProps1.xml><?xml version="1.0" encoding="utf-8"?>
-<ds:datastoreItem xmlns:ds="http://schemas.openxmlformats.org/officeDocument/2006/customXml" ds:itemID="{12B64543-9159-4D82-950E-164A706D250F}">
+<ds:datastoreItem xmlns:ds="http://schemas.openxmlformats.org/officeDocument/2006/customXml" ds:itemID="{606E0F19-D6C2-42FC-B367-C46951B6409F}">
   <ds:schemaRefs>
     <ds:schemaRef ds:uri="http://schemas.openxmlformats.org/officeDocument/2006/bibliography"/>
   </ds:schemaRefs>

--- a/backend/storage/templates/Ofic. Conta Plantilla DI 2025.docx
+++ b/backend/storage/templates/Ofic. Conta Plantilla DI 2025.docx
@@ -278,8 +278,6 @@
         </w:rPr>
         <w:t>Presente</w:t>
       </w:r>
-      <w:bookmarkStart w:id="0" w:name="_GoBack"/>
-      <w:bookmarkEnd w:id="0"/>
       <w:r>
         <w:rPr>
           <w:rFonts w:cs="Times New Roman"/>
@@ -1318,78 +1316,121 @@
     </w:p>
     <w:p>
       <w:pPr>
+        <w:ind w:firstLine="720"/>
         <w:jc w:val="both"/>
         <w:rPr>
           <w:rFonts w:cs="Arial"/>
           <w:sz w:val="24"/>
-        </w:rPr>
-      </w:pPr>
+          <w:szCs w:val="24"/>
+        </w:rPr>
+      </w:pPr>
+      <w:r>
+        <w:rPr>
+          <w:color w:val="000000"/>
+        </w:rPr>
+        <w:t xml:space="preserve">Al respecto, </w:t>
+      </w:r>
       <w:r>
         <w:rPr>
           <w:rFonts w:cs="Arial"/>
           <w:sz w:val="24"/>
-        </w:rPr>
-        <w:t>Mediante</w:t>
-      </w:r>
+          <w:szCs w:val="24"/>
+        </w:rPr>
+        <w:t>docente ${</w:t>
+      </w:r>
+      <w:proofErr w:type="spellStart"/>
       <w:r>
         <w:rPr>
           <w:rFonts w:cs="Arial"/>
           <w:sz w:val="24"/>
-        </w:rPr>
-        <w:t xml:space="preserve"> el</w:t>
-      </w:r>
+          <w:szCs w:val="24"/>
+        </w:rPr>
+        <w:t>Articulo_la_o_el</w:t>
+      </w:r>
+      <w:proofErr w:type="spellEnd"/>
       <w:r>
         <w:rPr>
           <w:rFonts w:cs="Arial"/>
           <w:sz w:val="24"/>
+          <w:szCs w:val="24"/>
+        </w:rPr>
+        <w:t>} docente ${DOCENTE}</w:t>
+      </w:r>
+      <w:r>
+        <w:rPr>
+          <w:rFonts w:cs="Arial"/>
+          <w:sz w:val="24"/>
+          <w:szCs w:val="24"/>
         </w:rPr>
         <w:t xml:space="preserve"> </w:t>
       </w:r>
       <w:r>
         <w:rPr>
-          <w:sz w:val="24"/>
-          <w:szCs w:val="24"/>
-        </w:rPr>
-        <w:t>Memorando N° 1938-2025-UPP/UNPRG de fecha 25 de agosto de 2025</w:t>
-      </w:r>
-      <w:r>
-        <w:rPr>
-          <w:sz w:val="24"/>
-          <w:szCs w:val="24"/>
-        </w:rPr>
-        <w:t>,</w:t>
+          <w:color w:val="000000"/>
+        </w:rPr>
+        <w:t xml:space="preserve">tiene la condición de docente </w:t>
       </w:r>
       <w:r>
         <w:rPr>
           <w:rFonts w:cs="Arial"/>
           <w:sz w:val="24"/>
+          <w:szCs w:val="24"/>
+        </w:rPr>
+        <w:t>${</w:t>
+      </w:r>
+      <w:proofErr w:type="spellStart"/>
+      <w:r>
+        <w:rPr>
+          <w:rFonts w:cs="Arial"/>
+          <w:sz w:val="24"/>
+          <w:szCs w:val="24"/>
+        </w:rPr>
+        <w:t>ordinario_nombrado_ordinaria</w:t>
+      </w:r>
+      <w:proofErr w:type="spellEnd"/>
+      <w:r>
+        <w:rPr>
+          <w:rFonts w:cs="Arial"/>
+          <w:sz w:val="24"/>
+          <w:szCs w:val="24"/>
+          <w:lang w:val="es-PE"/>
+        </w:rPr>
+        <w:t>_</w:t>
+      </w:r>
+      <w:r>
+        <w:rPr>
+          <w:rFonts w:cs="Arial"/>
+          <w:sz w:val="24"/>
+          <w:szCs w:val="24"/>
+        </w:rPr>
+        <w:t>nombrada</w:t>
+      </w:r>
+      <w:r>
+        <w:rPr>
+          <w:rFonts w:cs="Arial"/>
+          <w:sz w:val="24"/>
+          <w:szCs w:val="24"/>
+        </w:rPr>
+        <w:t>}</w:t>
+      </w:r>
+      <w:r>
+        <w:rPr>
+          <w:rFonts w:cs="Arial"/>
+          <w:sz w:val="24"/>
+          <w:szCs w:val="24"/>
         </w:rPr>
         <w:t xml:space="preserve"> </w:t>
       </w:r>
       <w:r>
         <w:rPr>
-          <w:rFonts w:cs="Arial"/>
-          <w:sz w:val="24"/>
-        </w:rPr>
-        <w:t>se asigna marco presupuestal para la Escuela de Posgrado en las partidas específicas 2.1.1.5.2.99 Otras retribuciones y complementos por el monto de S</w:t>
-      </w:r>
-      <w:r>
-        <w:rPr>
-          <w:rFonts w:cs="Arial"/>
-          <w:sz w:val="24"/>
-        </w:rPr>
-        <w:t>/. 91,440.00</w:t>
-      </w:r>
-      <w:r>
-        <w:rPr>
-          <w:rFonts w:cs="Arial"/>
-          <w:sz w:val="24"/>
-        </w:rPr>
-        <w:t xml:space="preserve"> soles para atender el pago de docentes ordinarios.</w:t>
+          <w:color w:val="000000"/>
+        </w:rPr>
+        <w:t>de pregrado de la Universidad Nacional Pedro Ruiz Gallo.</w:t>
       </w:r>
     </w:p>
     <w:p>
       <w:pPr>
+        <w:ind w:firstLine="720"/>
         <w:jc w:val="both"/>
         <w:rPr>
           <w:rFonts w:cs="Arial"/>
@@ -1400,6 +1441,7 @@
     </w:p>
     <w:p>
       <w:pPr>
+        <w:ind w:firstLine="720"/>
         <w:jc w:val="both"/>
         <w:rPr>
           <w:rFonts w:cs="Arial"/>
@@ -1413,6 +1455,83 @@
           <w:sz w:val="24"/>
           <w:szCs w:val="24"/>
         </w:rPr>
+        <w:t xml:space="preserve">Mediante el Memorando Nº </w:t>
+      </w:r>
+      <w:r>
+        <w:rPr>
+          <w:rFonts w:cs="Arial"/>
+          <w:sz w:val="24"/>
+          <w:szCs w:val="24"/>
+        </w:rPr>
+        <w:t>1355</w:t>
+      </w:r>
+      <w:r>
+        <w:rPr>
+          <w:rFonts w:cs="Arial"/>
+          <w:sz w:val="24"/>
+          <w:szCs w:val="24"/>
+        </w:rPr>
+        <w:t xml:space="preserve">-2026-UPP de fecha </w:t>
+      </w:r>
+      <w:r>
+        <w:rPr>
+          <w:rFonts w:cs="Arial"/>
+          <w:sz w:val="24"/>
+          <w:szCs w:val="24"/>
+        </w:rPr>
+        <w:t>04</w:t>
+      </w:r>
+      <w:r>
+        <w:rPr>
+          <w:rFonts w:cs="Arial"/>
+          <w:sz w:val="24"/>
+          <w:szCs w:val="24"/>
+        </w:rPr>
+        <w:t xml:space="preserve"> de </w:t>
+      </w:r>
+      <w:r>
+        <w:rPr>
+          <w:rFonts w:cs="Arial"/>
+          <w:sz w:val="24"/>
+          <w:szCs w:val="24"/>
+        </w:rPr>
+        <w:t>junio</w:t>
+      </w:r>
+      <w:r>
+        <w:rPr>
+          <w:rFonts w:cs="Arial"/>
+          <w:sz w:val="24"/>
+          <w:szCs w:val="24"/>
+        </w:rPr>
+        <w:t xml:space="preserve"> de 2026 se asigna marco presupuestal para la Escuela de Posgrado en las partidas específicas 2.1.1.5.2.99 Otras retribuciones y complementos por el monto de S/. 150,160.00 para atender el pago de docentes ordinarios.</w:t>
+      </w:r>
+    </w:p>
+    <w:p>
+      <w:pPr>
+        <w:jc w:val="both"/>
+        <w:rPr>
+          <w:rFonts w:cs="Arial"/>
+          <w:sz w:val="24"/>
+          <w:szCs w:val="24"/>
+        </w:rPr>
+      </w:pPr>
+    </w:p>
+    <w:p>
+      <w:pPr>
+        <w:ind w:firstLine="720"/>
+        <w:jc w:val="both"/>
+        <w:rPr>
+          <w:rFonts w:cs="Arial"/>
+          <w:sz w:val="24"/>
+          <w:szCs w:val="24"/>
+        </w:rPr>
+      </w:pPr>
+      <w:r>
+        <w:rPr>
+          <w:rFonts w:cs="Arial"/>
+          <w:sz w:val="24"/>
+          <w:szCs w:val="24"/>
+        </w:rPr>
         <w:t xml:space="preserve">Luego de haber revisado la documentación detallada en la referencia, se remite los documentos para que sigan su trámite de pago correspondiente en la </w:t>
       </w:r>
       <w:r>
@@ -1429,7 +1548,59 @@
           <w:sz w:val="24"/>
           <w:szCs w:val="24"/>
         </w:rPr>
-        <w:t xml:space="preserve">Recursos Humanos por tener la condición de docente nombrado </w:t>
+        <w:t xml:space="preserve">Recursos Humanos por tener la condición de docente </w:t>
+      </w:r>
+      <w:r>
+        <w:rPr>
+          <w:rFonts w:cs="Arial"/>
+          <w:sz w:val="24"/>
+          <w:szCs w:val="24"/>
+        </w:rPr>
+        <w:t>$</w:t>
+      </w:r>
+      <w:bookmarkStart w:id="0" w:name="_GoBack"/>
+      <w:bookmarkEnd w:id="0"/>
+      <w:r>
+        <w:rPr>
+          <w:rFonts w:cs="Arial"/>
+          <w:sz w:val="24"/>
+          <w:szCs w:val="24"/>
+        </w:rPr>
+        <w:t>{</w:t>
+      </w:r>
+      <w:proofErr w:type="spellStart"/>
+      <w:r>
+        <w:rPr>
+          <w:rFonts w:cs="Arial"/>
+          <w:sz w:val="24"/>
+          <w:szCs w:val="24"/>
+        </w:rPr>
+        <w:t>nombrado</w:t>
+      </w:r>
+      <w:r>
+        <w:rPr>
+          <w:rFonts w:cs="Arial"/>
+          <w:sz w:val="24"/>
+          <w:szCs w:val="24"/>
+        </w:rPr>
+        <w:t>_a</w:t>
+      </w:r>
+      <w:proofErr w:type="spellEnd"/>
+      <w:r>
+        <w:rPr>
+          <w:rFonts w:cs="Arial"/>
+          <w:sz w:val="24"/>
+          <w:szCs w:val="24"/>
+        </w:rPr>
+        <w:t>}</w:t>
+      </w:r>
+      <w:r>
+        <w:rPr>
+          <w:rFonts w:cs="Arial"/>
+          <w:sz w:val="24"/>
+          <w:szCs w:val="24"/>
+        </w:rPr>
+        <w:t xml:space="preserve"> </w:t>
       </w:r>
       <w:r>
         <w:rPr>
@@ -1949,7 +2120,7 @@
             </wp:anchor>
           </w:drawing>
         </mc:Choice>
-        <mc:Fallback>
+        <mc:Fallback xmlns:cx1="http://schemas.microsoft.com/office/drawing/2015/9/8/chartex" xmlns:cx2="http://schemas.microsoft.com/office/drawing/2015/10/21/chartex" xmlns:cx3="http://schemas.microsoft.com/office/drawing/2016/5/9/chartex" xmlns:cx4="http://schemas.microsoft.com/office/drawing/2016/5/10/chartex" xmlns:cx5="http://schemas.microsoft.com/office/drawing/2016/5/11/chartex" xmlns:cx6="http://schemas.microsoft.com/office/drawing/2016/5/12/chartex" xmlns:cx7="http://schemas.microsoft.com/office/drawing/2016/5/13/chartex" xmlns:cx8="http://schemas.microsoft.com/office/drawing/2016/5/14/chartex" xmlns:aink="http://schemas.microsoft.com/office/drawing/2016/ink" xmlns:am3d="http://schemas.microsoft.com/office/drawing/2017/model3d" xmlns:w16cid="http://schemas.microsoft.com/office/word/2016/wordml/cid">
           <w:pict>
             <v:shapetype w14:anchorId="20EC4370" id="_x0000_t202" coordsize="21600,21600" o:spt="202" path="m,l,21600r21600,l21600,xe">
               <v:stroke joinstyle="miter"/>
@@ -2075,7 +2246,7 @@
         <v:path o:extrusionok="f" gradientshapeok="t" o:connecttype="rect"/>
         <o:lock v:ext="edit" aspectratio="t"/>
       </v:shapetype>
-      <v:shape id="_x0000_i1029" type="#_x0000_t75" style="width:11.25pt;height:11.25pt" o:bullet="t">
+      <v:shape id="_x0000_i1032" type="#_x0000_t75" style="width:11.4pt;height:11.4pt" o:bullet="t">
         <v:imagedata r:id="rId1" o:title="msoBAD7"/>
       </v:shape>
     </w:pict>
@@ -9361,7 +9532,7 @@
 </file>
 
 <file path=customXml/itemProps1.xml><?xml version="1.0" encoding="utf-8"?>
-<ds:datastoreItem xmlns:ds="http://schemas.openxmlformats.org/officeDocument/2006/customXml" ds:itemID="{606E0F19-D6C2-42FC-B367-C46951B6409F}">
+<ds:datastoreItem xmlns:ds="http://schemas.openxmlformats.org/officeDocument/2006/customXml" ds:itemID="{0599C9F0-4224-4D84-8567-DA0B14F93EC5}">
   <ds:schemaRefs>
     <ds:schemaRef ds:uri="http://schemas.openxmlformats.org/officeDocument/2006/bibliography"/>
   </ds:schemaRefs>
